--- a/reports/Valve_Industry_Report_Bajaj_Alloys.docx
+++ b/reports/Valve_Industry_Report_Bajaj_Alloys.docx
@@ -108,7 +108,7 @@
         <w:pStyle w:val="ListBullet"/>
       </w:pPr>
       <w:r>
-        <w:t>4. Materials: where brass &amp; copper alloys fit</w:t>
+        <w:t>4. Alloys used in making valves</w:t>
       </w:r>
     </w:p>
     <w:p>
@@ -1856,7 +1856,26 @@
         <w:rPr>
           <w:color w:val="1F2A44"/>
         </w:rPr>
-        <w:t>4. Materials: where brass and copper alloys fit</w:t>
+        <w:t>4. Alloys used in making valves</w:t>
+      </w:r>
+    </w:p>
+    <w:p>
+      <w:pPr>
+        <w:spacing w:after="120"/>
+      </w:pPr>
+      <w:r>
+        <w:t>Valve alloys are chosen for the medium (water, steam, gas, oil, chemicals, sea water), pressure, temperature, process route (cast or forged), machinability and cost. Copper alloys dominate small and medium valves; iron, steel and stainless steel dominate large and high-pressure valves. Grades below are quoted by UNS/ASTM and EN number; the nearest IS grade should be confirmed against the Bureau of Indian Standards document before ordering or certifying. Compositions are nominal percentages.</w:t>
+      </w:r>
+    </w:p>
+    <w:p>
+      <w:pPr>
+        <w:pStyle w:val="Heading2"/>
+      </w:pPr>
+      <w:r>
+        <w:rPr>
+          <w:color w:val="B8860B"/>
+        </w:rPr>
+        <w:t>4.1 Copper alloys for valve bodies, bonnets and trim</w:t>
       </w:r>
     </w:p>
     <w:p>
@@ -1865,7 +1884,1124 @@
           <w:b/>
           <w:sz w:val="18"/>
         </w:rPr>
-        <w:t>Table 3: Common copper alloys for valves</w:t>
+        <w:t>Table 3: Copper alloys used in valves (nominal values)</w:t>
+      </w:r>
+    </w:p>
+    <w:tbl>
+      <w:tblPr>
+        <w:tblStyle w:val="TableGrid"/>
+        <w:tblW w:type="auto" w:w="0"/>
+        <w:jc w:val="center"/>
+        <w:tblLook w:firstColumn="1" w:firstRow="1" w:lastColumn="0" w:lastRow="0" w:noHBand="0" w:noVBand="1" w:val="04A0"/>
+      </w:tblPr>
+      <w:tblGrid>
+        <w:gridCol w:w="1608"/>
+        <w:gridCol w:w="1608"/>
+        <w:gridCol w:w="1608"/>
+        <w:gridCol w:w="1608"/>
+        <w:gridCol w:w="1608"/>
+        <w:gridCol w:w="1608"/>
+      </w:tblGrid>
+      <w:tr>
+        <w:tc>
+          <w:tcPr>
+            <w:tcW w:type="dxa" w:w="1608"/>
+            <w:shd w:val="clear" w:color="auto" w:fill="1F2A44"/>
+          </w:tcPr>
+          <w:p>
+            <w:r/>
+            <w:r>
+              <w:rPr>
+                <w:b/>
+                <w:color w:val="FFFFFF"/>
+                <w:sz w:val="18"/>
+              </w:rPr>
+              <w:t>Alloy family</w:t>
+            </w:r>
+          </w:p>
+        </w:tc>
+        <w:tc>
+          <w:tcPr>
+            <w:tcW w:type="dxa" w:w="1608"/>
+            <w:shd w:val="clear" w:color="auto" w:fill="1F2A44"/>
+          </w:tcPr>
+          <w:p>
+            <w:r/>
+            <w:r>
+              <w:rPr>
+                <w:b/>
+                <w:color w:val="FFFFFF"/>
+                <w:sz w:val="18"/>
+              </w:rPr>
+              <w:t>Grade (UNS / EN)</w:t>
+            </w:r>
+          </w:p>
+        </w:tc>
+        <w:tc>
+          <w:tcPr>
+            <w:tcW w:type="dxa" w:w="1608"/>
+            <w:shd w:val="clear" w:color="auto" w:fill="1F2A44"/>
+          </w:tcPr>
+          <w:p>
+            <w:r/>
+            <w:r>
+              <w:rPr>
+                <w:b/>
+                <w:color w:val="FFFFFF"/>
+                <w:sz w:val="18"/>
+              </w:rPr>
+              <w:t>Nominal composition (%)</w:t>
+            </w:r>
+          </w:p>
+        </w:tc>
+        <w:tc>
+          <w:tcPr>
+            <w:tcW w:type="dxa" w:w="1608"/>
+            <w:shd w:val="clear" w:color="auto" w:fill="1F2A44"/>
+          </w:tcPr>
+          <w:p>
+            <w:r/>
+            <w:r>
+              <w:rPr>
+                <w:b/>
+                <w:color w:val="FFFFFF"/>
+                <w:sz w:val="18"/>
+              </w:rPr>
+              <w:t>Process</w:t>
+            </w:r>
+          </w:p>
+        </w:tc>
+        <w:tc>
+          <w:tcPr>
+            <w:tcW w:type="dxa" w:w="1608"/>
+            <w:shd w:val="clear" w:color="auto" w:fill="1F2A44"/>
+          </w:tcPr>
+          <w:p>
+            <w:r/>
+            <w:r>
+              <w:rPr>
+                <w:b/>
+                <w:color w:val="FFFFFF"/>
+                <w:sz w:val="18"/>
+              </w:rPr>
+              <w:t>Key properties</w:t>
+            </w:r>
+          </w:p>
+        </w:tc>
+        <w:tc>
+          <w:tcPr>
+            <w:tcW w:type="dxa" w:w="1608"/>
+            <w:shd w:val="clear" w:color="auto" w:fill="1F2A44"/>
+          </w:tcPr>
+          <w:p>
+            <w:r/>
+            <w:r>
+              <w:rPr>
+                <w:b/>
+                <w:color w:val="FFFFFF"/>
+                <w:sz w:val="18"/>
+              </w:rPr>
+              <w:t>Typical valves / parts</w:t>
+            </w:r>
+          </w:p>
+        </w:tc>
+      </w:tr>
+      <w:tr>
+        <w:tc>
+          <w:tcPr>
+            <w:tcW w:type="dxa" w:w="1608"/>
+          </w:tcPr>
+          <w:p>
+            <w:r/>
+            <w:r>
+              <w:rPr>
+                <w:sz w:val="18"/>
+              </w:rPr>
+              <w:t>Free-cutting brass</w:t>
+            </w:r>
+          </w:p>
+        </w:tc>
+        <w:tc>
+          <w:tcPr>
+            <w:tcW w:type="dxa" w:w="1608"/>
+          </w:tcPr>
+          <w:p>
+            <w:r/>
+            <w:r>
+              <w:rPr>
+                <w:sz w:val="18"/>
+              </w:rPr>
+              <w:t>C36000 / CW614N</w:t>
+            </w:r>
+          </w:p>
+        </w:tc>
+        <w:tc>
+          <w:tcPr>
+            <w:tcW w:type="dxa" w:w="1608"/>
+          </w:tcPr>
+          <w:p>
+            <w:r/>
+            <w:r>
+              <w:rPr>
+                <w:sz w:val="18"/>
+              </w:rPr>
+              <w:t>Cu 60, Zn 35, Pb 3</w:t>
+            </w:r>
+          </w:p>
+        </w:tc>
+        <w:tc>
+          <w:tcPr>
+            <w:tcW w:type="dxa" w:w="1608"/>
+          </w:tcPr>
+          <w:p>
+            <w:r/>
+            <w:r>
+              <w:rPr>
+                <w:sz w:val="18"/>
+              </w:rPr>
+              <w:t>Rod, machining</w:t>
+            </w:r>
+          </w:p>
+        </w:tc>
+        <w:tc>
+          <w:tcPr>
+            <w:tcW w:type="dxa" w:w="1608"/>
+          </w:tcPr>
+          <w:p>
+            <w:r/>
+            <w:r>
+              <w:rPr>
+                <w:sz w:val="18"/>
+              </w:rPr>
+              <w:t>Best machinability; not for hot forging</w:t>
+            </w:r>
+          </w:p>
+        </w:tc>
+        <w:tc>
+          <w:tcPr>
+            <w:tcW w:type="dxa" w:w="1608"/>
+          </w:tcPr>
+          <w:p>
+            <w:r/>
+            <w:r>
+              <w:rPr>
+                <w:sz w:val="18"/>
+              </w:rPr>
+              <w:t>Stems, cocks, nuts, fittings, small bodies</w:t>
+            </w:r>
+          </w:p>
+        </w:tc>
+      </w:tr>
+      <w:tr>
+        <w:tc>
+          <w:tcPr>
+            <w:tcW w:type="dxa" w:w="1608"/>
+            <w:shd w:val="clear" w:color="auto" w:fill="F3EEDC"/>
+          </w:tcPr>
+          <w:p>
+            <w:r/>
+            <w:r>
+              <w:rPr>
+                <w:sz w:val="18"/>
+              </w:rPr>
+              <w:t>Forging brass</w:t>
+            </w:r>
+          </w:p>
+        </w:tc>
+        <w:tc>
+          <w:tcPr>
+            <w:tcW w:type="dxa" w:w="1608"/>
+            <w:shd w:val="clear" w:color="auto" w:fill="F3EEDC"/>
+          </w:tcPr>
+          <w:p>
+            <w:r/>
+            <w:r>
+              <w:rPr>
+                <w:sz w:val="18"/>
+              </w:rPr>
+              <w:t>C37700 / CW617N</w:t>
+            </w:r>
+          </w:p>
+        </w:tc>
+        <w:tc>
+          <w:tcPr>
+            <w:tcW w:type="dxa" w:w="1608"/>
+            <w:shd w:val="clear" w:color="auto" w:fill="F3EEDC"/>
+          </w:tcPr>
+          <w:p>
+            <w:r/>
+            <w:r>
+              <w:rPr>
+                <w:sz w:val="18"/>
+              </w:rPr>
+              <w:t>Cu 58, Zn 39, Pb 2</w:t>
+            </w:r>
+          </w:p>
+        </w:tc>
+        <w:tc>
+          <w:tcPr>
+            <w:tcW w:type="dxa" w:w="1608"/>
+            <w:shd w:val="clear" w:color="auto" w:fill="F3EEDC"/>
+          </w:tcPr>
+          <w:p>
+            <w:r/>
+            <w:r>
+              <w:rPr>
+                <w:sz w:val="18"/>
+              </w:rPr>
+              <w:t>Hot forging</w:t>
+            </w:r>
+          </w:p>
+        </w:tc>
+        <w:tc>
+          <w:tcPr>
+            <w:tcW w:type="dxa" w:w="1608"/>
+            <w:shd w:val="clear" w:color="auto" w:fill="F3EEDC"/>
+          </w:tcPr>
+          <w:p>
+            <w:r/>
+            <w:r>
+              <w:rPr>
+                <w:sz w:val="18"/>
+              </w:rPr>
+              <w:t>Forges easily, good machinability</w:t>
+            </w:r>
+          </w:p>
+        </w:tc>
+        <w:tc>
+          <w:tcPr>
+            <w:tcW w:type="dxa" w:w="1608"/>
+            <w:shd w:val="clear" w:color="auto" w:fill="F3EEDC"/>
+          </w:tcPr>
+          <w:p>
+            <w:r/>
+            <w:r>
+              <w:rPr>
+                <w:sz w:val="18"/>
+              </w:rPr>
+              <w:t>Ball valve bodies, angle valves, bib cocks</w:t>
+            </w:r>
+          </w:p>
+        </w:tc>
+      </w:tr>
+      <w:tr>
+        <w:tc>
+          <w:tcPr>
+            <w:tcW w:type="dxa" w:w="1608"/>
+          </w:tcPr>
+          <w:p>
+            <w:r/>
+            <w:r>
+              <w:rPr>
+                <w:sz w:val="18"/>
+              </w:rPr>
+              <w:t>DZR brass</w:t>
+            </w:r>
+          </w:p>
+        </w:tc>
+        <w:tc>
+          <w:tcPr>
+            <w:tcW w:type="dxa" w:w="1608"/>
+          </w:tcPr>
+          <w:p>
+            <w:r/>
+            <w:r>
+              <w:rPr>
+                <w:sz w:val="18"/>
+              </w:rPr>
+              <w:t>C35330 / CW602N</w:t>
+            </w:r>
+          </w:p>
+        </w:tc>
+        <w:tc>
+          <w:tcPr>
+            <w:tcW w:type="dxa" w:w="1608"/>
+          </w:tcPr>
+          <w:p>
+            <w:r/>
+            <w:r>
+              <w:rPr>
+                <w:sz w:val="18"/>
+              </w:rPr>
+              <w:t>Cu 62, Zn 35, Pb 2, As 0.1</w:t>
+            </w:r>
+          </w:p>
+        </w:tc>
+        <w:tc>
+          <w:tcPr>
+            <w:tcW w:type="dxa" w:w="1608"/>
+          </w:tcPr>
+          <w:p>
+            <w:r/>
+            <w:r>
+              <w:rPr>
+                <w:sz w:val="18"/>
+              </w:rPr>
+              <w:t>Forging, casting</w:t>
+            </w:r>
+          </w:p>
+        </w:tc>
+        <w:tc>
+          <w:tcPr>
+            <w:tcW w:type="dxa" w:w="1608"/>
+          </w:tcPr>
+          <w:p>
+            <w:r/>
+            <w:r>
+              <w:rPr>
+                <w:sz w:val="18"/>
+              </w:rPr>
+              <w:t>Resists dezincification in hot, aggressive water</w:t>
+            </w:r>
+          </w:p>
+        </w:tc>
+        <w:tc>
+          <w:tcPr>
+            <w:tcW w:type="dxa" w:w="1608"/>
+          </w:tcPr>
+          <w:p>
+            <w:r/>
+            <w:r>
+              <w:rPr>
+                <w:sz w:val="18"/>
+              </w:rPr>
+              <w:t>Potable and hot-water valves, manifolds</w:t>
+            </w:r>
+          </w:p>
+        </w:tc>
+      </w:tr>
+      <w:tr>
+        <w:tc>
+          <w:tcPr>
+            <w:tcW w:type="dxa" w:w="1608"/>
+            <w:shd w:val="clear" w:color="auto" w:fill="F3EEDC"/>
+          </w:tcPr>
+          <w:p>
+            <w:r/>
+            <w:r>
+              <w:rPr>
+                <w:sz w:val="18"/>
+              </w:rPr>
+              <w:t>Naval brass</w:t>
+            </w:r>
+          </w:p>
+        </w:tc>
+        <w:tc>
+          <w:tcPr>
+            <w:tcW w:type="dxa" w:w="1608"/>
+            <w:shd w:val="clear" w:color="auto" w:fill="F3EEDC"/>
+          </w:tcPr>
+          <w:p>
+            <w:r/>
+            <w:r>
+              <w:rPr>
+                <w:sz w:val="18"/>
+              </w:rPr>
+              <w:t>C46400</w:t>
+            </w:r>
+          </w:p>
+        </w:tc>
+        <w:tc>
+          <w:tcPr>
+            <w:tcW w:type="dxa" w:w="1608"/>
+            <w:shd w:val="clear" w:color="auto" w:fill="F3EEDC"/>
+          </w:tcPr>
+          <w:p>
+            <w:r/>
+            <w:r>
+              <w:rPr>
+                <w:sz w:val="18"/>
+              </w:rPr>
+              <w:t>Cu 60, Zn 39, Sn 1</w:t>
+            </w:r>
+          </w:p>
+        </w:tc>
+        <w:tc>
+          <w:tcPr>
+            <w:tcW w:type="dxa" w:w="1608"/>
+            <w:shd w:val="clear" w:color="auto" w:fill="F3EEDC"/>
+          </w:tcPr>
+          <w:p>
+            <w:r/>
+            <w:r>
+              <w:rPr>
+                <w:sz w:val="18"/>
+              </w:rPr>
+              <w:t>Rod, forging</w:t>
+            </w:r>
+          </w:p>
+        </w:tc>
+        <w:tc>
+          <w:tcPr>
+            <w:tcW w:type="dxa" w:w="1608"/>
+            <w:shd w:val="clear" w:color="auto" w:fill="F3EEDC"/>
+          </w:tcPr>
+          <w:p>
+            <w:r/>
+            <w:r>
+              <w:rPr>
+                <w:sz w:val="18"/>
+              </w:rPr>
+              <w:t>Corrosion resistance in sea water</w:t>
+            </w:r>
+          </w:p>
+        </w:tc>
+        <w:tc>
+          <w:tcPr>
+            <w:tcW w:type="dxa" w:w="1608"/>
+            <w:shd w:val="clear" w:color="auto" w:fill="F3EEDC"/>
+          </w:tcPr>
+          <w:p>
+            <w:r/>
+            <w:r>
+              <w:rPr>
+                <w:sz w:val="18"/>
+              </w:rPr>
+              <w:t>Valve stems, marine parts</w:t>
+            </w:r>
+          </w:p>
+        </w:tc>
+      </w:tr>
+      <w:tr>
+        <w:tc>
+          <w:tcPr>
+            <w:tcW w:type="dxa" w:w="1608"/>
+          </w:tcPr>
+          <w:p>
+            <w:r/>
+            <w:r>
+              <w:rPr>
+                <w:sz w:val="18"/>
+              </w:rPr>
+              <w:t>Leaded red brass</w:t>
+            </w:r>
+          </w:p>
+        </w:tc>
+        <w:tc>
+          <w:tcPr>
+            <w:tcW w:type="dxa" w:w="1608"/>
+          </w:tcPr>
+          <w:p>
+            <w:r/>
+            <w:r>
+              <w:rPr>
+                <w:sz w:val="18"/>
+              </w:rPr>
+              <w:t>C83600 (85-5-5-5)</w:t>
+            </w:r>
+          </w:p>
+        </w:tc>
+        <w:tc>
+          <w:tcPr>
+            <w:tcW w:type="dxa" w:w="1608"/>
+          </w:tcPr>
+          <w:p>
+            <w:r/>
+            <w:r>
+              <w:rPr>
+                <w:sz w:val="18"/>
+              </w:rPr>
+              <w:t>Cu 85, Sn 5, Pb 5, Zn 5</w:t>
+            </w:r>
+          </w:p>
+        </w:tc>
+        <w:tc>
+          <w:tcPr>
+            <w:tcW w:type="dxa" w:w="1608"/>
+          </w:tcPr>
+          <w:p>
+            <w:r/>
+            <w:r>
+              <w:rPr>
+                <w:sz w:val="18"/>
+              </w:rPr>
+              <w:t>Sand casting</w:t>
+            </w:r>
+          </w:p>
+        </w:tc>
+        <w:tc>
+          <w:tcPr>
+            <w:tcW w:type="dxa" w:w="1608"/>
+          </w:tcPr>
+          <w:p>
+            <w:r/>
+            <w:r>
+              <w:rPr>
+                <w:sz w:val="18"/>
+              </w:rPr>
+              <w:t>Pressure-tight, easy casting and machining</w:t>
+            </w:r>
+          </w:p>
+        </w:tc>
+        <w:tc>
+          <w:tcPr>
+            <w:tcW w:type="dxa" w:w="1608"/>
+          </w:tcPr>
+          <w:p>
+            <w:r/>
+            <w:r>
+              <w:rPr>
+                <w:sz w:val="18"/>
+              </w:rPr>
+              <w:t>Gate, globe, check valves for water, oil and steam (to about 200 C)</w:t>
+            </w:r>
+          </w:p>
+        </w:tc>
+      </w:tr>
+      <w:tr>
+        <w:tc>
+          <w:tcPr>
+            <w:tcW w:type="dxa" w:w="1608"/>
+            <w:shd w:val="clear" w:color="auto" w:fill="F3EEDC"/>
+          </w:tcPr>
+          <w:p>
+            <w:r/>
+            <w:r>
+              <w:rPr>
+                <w:sz w:val="18"/>
+              </w:rPr>
+              <w:t>Tin bronze / admiralty gunmetal</w:t>
+            </w:r>
+          </w:p>
+        </w:tc>
+        <w:tc>
+          <w:tcPr>
+            <w:tcW w:type="dxa" w:w="1608"/>
+            <w:shd w:val="clear" w:color="auto" w:fill="F3EEDC"/>
+          </w:tcPr>
+          <w:p>
+            <w:r/>
+            <w:r>
+              <w:rPr>
+                <w:sz w:val="18"/>
+              </w:rPr>
+              <w:t>C90500</w:t>
+            </w:r>
+          </w:p>
+        </w:tc>
+        <w:tc>
+          <w:tcPr>
+            <w:tcW w:type="dxa" w:w="1608"/>
+            <w:shd w:val="clear" w:color="auto" w:fill="F3EEDC"/>
+          </w:tcPr>
+          <w:p>
+            <w:r/>
+            <w:r>
+              <w:rPr>
+                <w:sz w:val="18"/>
+              </w:rPr>
+              <w:t>Cu 88, Sn 10, Zn 2</w:t>
+            </w:r>
+          </w:p>
+        </w:tc>
+        <w:tc>
+          <w:tcPr>
+            <w:tcW w:type="dxa" w:w="1608"/>
+            <w:shd w:val="clear" w:color="auto" w:fill="F3EEDC"/>
+          </w:tcPr>
+          <w:p>
+            <w:r/>
+            <w:r>
+              <w:rPr>
+                <w:sz w:val="18"/>
+              </w:rPr>
+              <w:t>Sand casting</w:t>
+            </w:r>
+          </w:p>
+        </w:tc>
+        <w:tc>
+          <w:tcPr>
+            <w:tcW w:type="dxa" w:w="1608"/>
+            <w:shd w:val="clear" w:color="auto" w:fill="F3EEDC"/>
+          </w:tcPr>
+          <w:p>
+            <w:r/>
+            <w:r>
+              <w:rPr>
+                <w:sz w:val="18"/>
+              </w:rPr>
+              <w:t>Strong, wear and steam resistant</w:t>
+            </w:r>
+          </w:p>
+        </w:tc>
+        <w:tc>
+          <w:tcPr>
+            <w:tcW w:type="dxa" w:w="1608"/>
+            <w:shd w:val="clear" w:color="auto" w:fill="F3EEDC"/>
+          </w:tcPr>
+          <w:p>
+            <w:r/>
+            <w:r>
+              <w:rPr>
+                <w:sz w:val="18"/>
+              </w:rPr>
+              <w:t>Steam valves, bodies, discs and seat rings</w:t>
+            </w:r>
+          </w:p>
+        </w:tc>
+      </w:tr>
+      <w:tr>
+        <w:tc>
+          <w:tcPr>
+            <w:tcW w:type="dxa" w:w="1608"/>
+          </w:tcPr>
+          <w:p>
+            <w:r/>
+            <w:r>
+              <w:rPr>
+                <w:sz w:val="18"/>
+              </w:rPr>
+              <w:t>Yellow brass (casting)</w:t>
+            </w:r>
+          </w:p>
+        </w:tc>
+        <w:tc>
+          <w:tcPr>
+            <w:tcW w:type="dxa" w:w="1608"/>
+          </w:tcPr>
+          <w:p>
+            <w:r/>
+            <w:r>
+              <w:rPr>
+                <w:sz w:val="18"/>
+              </w:rPr>
+              <w:t>C85800</w:t>
+            </w:r>
+          </w:p>
+        </w:tc>
+        <w:tc>
+          <w:tcPr>
+            <w:tcW w:type="dxa" w:w="1608"/>
+          </w:tcPr>
+          <w:p>
+            <w:r/>
+            <w:r>
+              <w:rPr>
+                <w:sz w:val="18"/>
+              </w:rPr>
+              <w:t>Cu 58, Zn 40, Sn 1, Pb 1</w:t>
+            </w:r>
+          </w:p>
+        </w:tc>
+        <w:tc>
+          <w:tcPr>
+            <w:tcW w:type="dxa" w:w="1608"/>
+          </w:tcPr>
+          <w:p>
+            <w:r/>
+            <w:r>
+              <w:rPr>
+                <w:sz w:val="18"/>
+              </w:rPr>
+              <w:t>Die casting</w:t>
+            </w:r>
+          </w:p>
+        </w:tc>
+        <w:tc>
+          <w:tcPr>
+            <w:tcW w:type="dxa" w:w="1608"/>
+          </w:tcPr>
+          <w:p>
+            <w:r/>
+            <w:r>
+              <w:rPr>
+                <w:sz w:val="18"/>
+              </w:rPr>
+              <w:t>Economical, good finish</w:t>
+            </w:r>
+          </w:p>
+        </w:tc>
+        <w:tc>
+          <w:tcPr>
+            <w:tcW w:type="dxa" w:w="1608"/>
+          </w:tcPr>
+          <w:p>
+            <w:r/>
+            <w:r>
+              <w:rPr>
+                <w:sz w:val="18"/>
+              </w:rPr>
+              <w:t>Plumbing taps and low-cost valves</w:t>
+            </w:r>
+          </w:p>
+        </w:tc>
+      </w:tr>
+      <w:tr>
+        <w:tc>
+          <w:tcPr>
+            <w:tcW w:type="dxa" w:w="1608"/>
+            <w:shd w:val="clear" w:color="auto" w:fill="F3EEDC"/>
+          </w:tcPr>
+          <w:p>
+            <w:r/>
+            <w:r>
+              <w:rPr>
+                <w:sz w:val="18"/>
+              </w:rPr>
+              <w:t>Silicon bronze / lead-free</w:t>
+            </w:r>
+          </w:p>
+        </w:tc>
+        <w:tc>
+          <w:tcPr>
+            <w:tcW w:type="dxa" w:w="1608"/>
+            <w:shd w:val="clear" w:color="auto" w:fill="F3EEDC"/>
+          </w:tcPr>
+          <w:p>
+            <w:r/>
+            <w:r>
+              <w:rPr>
+                <w:sz w:val="18"/>
+              </w:rPr>
+              <w:t>C87600 / C87500</w:t>
+            </w:r>
+          </w:p>
+        </w:tc>
+        <w:tc>
+          <w:tcPr>
+            <w:tcW w:type="dxa" w:w="1608"/>
+            <w:shd w:val="clear" w:color="auto" w:fill="F3EEDC"/>
+          </w:tcPr>
+          <w:p>
+            <w:r/>
+            <w:r>
+              <w:rPr>
+                <w:sz w:val="18"/>
+              </w:rPr>
+              <w:t>Cu 91 to 82, Zn 4 to 14, Si 3 to 5</w:t>
+            </w:r>
+          </w:p>
+        </w:tc>
+        <w:tc>
+          <w:tcPr>
+            <w:tcW w:type="dxa" w:w="1608"/>
+            <w:shd w:val="clear" w:color="auto" w:fill="F3EEDC"/>
+          </w:tcPr>
+          <w:p>
+            <w:r/>
+            <w:r>
+              <w:rPr>
+                <w:sz w:val="18"/>
+              </w:rPr>
+              <w:t>Casting</w:t>
+            </w:r>
+          </w:p>
+        </w:tc>
+        <w:tc>
+          <w:tcPr>
+            <w:tcW w:type="dxa" w:w="1608"/>
+            <w:shd w:val="clear" w:color="auto" w:fill="F3EEDC"/>
+          </w:tcPr>
+          <w:p>
+            <w:r/>
+            <w:r>
+              <w:rPr>
+                <w:sz w:val="18"/>
+              </w:rPr>
+              <w:t>Lead-free, strong</w:t>
+            </w:r>
+          </w:p>
+        </w:tc>
+        <w:tc>
+          <w:tcPr>
+            <w:tcW w:type="dxa" w:w="1608"/>
+            <w:shd w:val="clear" w:color="auto" w:fill="F3EEDC"/>
+          </w:tcPr>
+          <w:p>
+            <w:r/>
+            <w:r>
+              <w:rPr>
+                <w:sz w:val="18"/>
+              </w:rPr>
+              <w:t>Potable water valves meeting low-lead rules</w:t>
+            </w:r>
+          </w:p>
+        </w:tc>
+      </w:tr>
+      <w:tr>
+        <w:tc>
+          <w:tcPr>
+            <w:tcW w:type="dxa" w:w="1608"/>
+          </w:tcPr>
+          <w:p>
+            <w:r/>
+            <w:r>
+              <w:rPr>
+                <w:sz w:val="18"/>
+              </w:rPr>
+              <w:t>Aluminium bronze</w:t>
+            </w:r>
+          </w:p>
+        </w:tc>
+        <w:tc>
+          <w:tcPr>
+            <w:tcW w:type="dxa" w:w="1608"/>
+          </w:tcPr>
+          <w:p>
+            <w:r/>
+            <w:r>
+              <w:rPr>
+                <w:sz w:val="18"/>
+              </w:rPr>
+              <w:t>C95400</w:t>
+            </w:r>
+          </w:p>
+        </w:tc>
+        <w:tc>
+          <w:tcPr>
+            <w:tcW w:type="dxa" w:w="1608"/>
+          </w:tcPr>
+          <w:p>
+            <w:r/>
+            <w:r>
+              <w:rPr>
+                <w:sz w:val="18"/>
+              </w:rPr>
+              <w:t>Cu 85, Al 11, Fe 4</w:t>
+            </w:r>
+          </w:p>
+        </w:tc>
+        <w:tc>
+          <w:tcPr>
+            <w:tcW w:type="dxa" w:w="1608"/>
+          </w:tcPr>
+          <w:p>
+            <w:r/>
+            <w:r>
+              <w:rPr>
+                <w:sz w:val="18"/>
+              </w:rPr>
+              <w:t>Casting</w:t>
+            </w:r>
+          </w:p>
+        </w:tc>
+        <w:tc>
+          <w:tcPr>
+            <w:tcW w:type="dxa" w:w="1608"/>
+          </w:tcPr>
+          <w:p>
+            <w:r/>
+            <w:r>
+              <w:rPr>
+                <w:sz w:val="18"/>
+              </w:rPr>
+              <w:t>High strength, wear and corrosion resistance</w:t>
+            </w:r>
+          </w:p>
+        </w:tc>
+        <w:tc>
+          <w:tcPr>
+            <w:tcW w:type="dxa" w:w="1608"/>
+          </w:tcPr>
+          <w:p>
+            <w:r/>
+            <w:r>
+              <w:rPr>
+                <w:sz w:val="18"/>
+              </w:rPr>
+              <w:t>Heavy-duty valves, bushings, seats</w:t>
+            </w:r>
+          </w:p>
+        </w:tc>
+      </w:tr>
+      <w:tr>
+        <w:tc>
+          <w:tcPr>
+            <w:tcW w:type="dxa" w:w="1608"/>
+            <w:shd w:val="clear" w:color="auto" w:fill="F3EEDC"/>
+          </w:tcPr>
+          <w:p>
+            <w:r/>
+            <w:r>
+              <w:rPr>
+                <w:sz w:val="18"/>
+              </w:rPr>
+              <w:t>Nickel aluminium bronze</w:t>
+            </w:r>
+          </w:p>
+        </w:tc>
+        <w:tc>
+          <w:tcPr>
+            <w:tcW w:type="dxa" w:w="1608"/>
+            <w:shd w:val="clear" w:color="auto" w:fill="F3EEDC"/>
+          </w:tcPr>
+          <w:p>
+            <w:r/>
+            <w:r>
+              <w:rPr>
+                <w:sz w:val="18"/>
+              </w:rPr>
+              <w:t>C95800</w:t>
+            </w:r>
+          </w:p>
+        </w:tc>
+        <w:tc>
+          <w:tcPr>
+            <w:tcW w:type="dxa" w:w="1608"/>
+            <w:shd w:val="clear" w:color="auto" w:fill="F3EEDC"/>
+          </w:tcPr>
+          <w:p>
+            <w:r/>
+            <w:r>
+              <w:rPr>
+                <w:sz w:val="18"/>
+              </w:rPr>
+              <w:t>Cu 81, Al 9, Ni 5, Fe 4, Mn 1</w:t>
+            </w:r>
+          </w:p>
+        </w:tc>
+        <w:tc>
+          <w:tcPr>
+            <w:tcW w:type="dxa" w:w="1608"/>
+            <w:shd w:val="clear" w:color="auto" w:fill="F3EEDC"/>
+          </w:tcPr>
+          <w:p>
+            <w:r/>
+            <w:r>
+              <w:rPr>
+                <w:sz w:val="18"/>
+              </w:rPr>
+              <w:t>Casting</w:t>
+            </w:r>
+          </w:p>
+        </w:tc>
+        <w:tc>
+          <w:tcPr>
+            <w:tcW w:type="dxa" w:w="1608"/>
+            <w:shd w:val="clear" w:color="auto" w:fill="F3EEDC"/>
+          </w:tcPr>
+          <w:p>
+            <w:r/>
+            <w:r>
+              <w:rPr>
+                <w:sz w:val="18"/>
+              </w:rPr>
+              <w:t>Excellent sea-water and cavitation resistance</w:t>
+            </w:r>
+          </w:p>
+        </w:tc>
+        <w:tc>
+          <w:tcPr>
+            <w:tcW w:type="dxa" w:w="1608"/>
+            <w:shd w:val="clear" w:color="auto" w:fill="F3EEDC"/>
+          </w:tcPr>
+          <w:p>
+            <w:r/>
+            <w:r>
+              <w:rPr>
+                <w:sz w:val="18"/>
+              </w:rPr>
+              <w:t>Marine and desalination valves, pump valves</w:t>
+            </w:r>
+          </w:p>
+        </w:tc>
+      </w:tr>
+      <w:tr>
+        <w:tc>
+          <w:tcPr>
+            <w:tcW w:type="dxa" w:w="1608"/>
+          </w:tcPr>
+          <w:p>
+            <w:r/>
+            <w:r>
+              <w:rPr>
+                <w:sz w:val="18"/>
+              </w:rPr>
+              <w:t>Cupronickel</w:t>
+            </w:r>
+          </w:p>
+        </w:tc>
+        <w:tc>
+          <w:tcPr>
+            <w:tcW w:type="dxa" w:w="1608"/>
+          </w:tcPr>
+          <w:p>
+            <w:r/>
+            <w:r>
+              <w:rPr>
+                <w:sz w:val="18"/>
+              </w:rPr>
+              <w:t>C70600 (90/10)</w:t>
+            </w:r>
+          </w:p>
+        </w:tc>
+        <w:tc>
+          <w:tcPr>
+            <w:tcW w:type="dxa" w:w="1608"/>
+          </w:tcPr>
+          <w:p>
+            <w:r/>
+            <w:r>
+              <w:rPr>
+                <w:sz w:val="18"/>
+              </w:rPr>
+              <w:t>Cu 88, Ni 10, Fe 1.5</w:t>
+            </w:r>
+          </w:p>
+        </w:tc>
+        <w:tc>
+          <w:tcPr>
+            <w:tcW w:type="dxa" w:w="1608"/>
+          </w:tcPr>
+          <w:p>
+            <w:r/>
+            <w:r>
+              <w:rPr>
+                <w:sz w:val="18"/>
+              </w:rPr>
+              <w:t>Casting, tube</w:t>
+            </w:r>
+          </w:p>
+        </w:tc>
+        <w:tc>
+          <w:tcPr>
+            <w:tcW w:type="dxa" w:w="1608"/>
+          </w:tcPr>
+          <w:p>
+            <w:r/>
+            <w:r>
+              <w:rPr>
+                <w:sz w:val="18"/>
+              </w:rPr>
+              <w:t>Sea-water and biofouling resistance</w:t>
+            </w:r>
+          </w:p>
+        </w:tc>
+        <w:tc>
+          <w:tcPr>
+            <w:tcW w:type="dxa" w:w="1608"/>
+          </w:tcPr>
+          <w:p>
+            <w:r/>
+            <w:r>
+              <w:rPr>
+                <w:sz w:val="18"/>
+              </w:rPr>
+              <w:t>Marine and offshore valves</w:t>
+            </w:r>
+          </w:p>
+        </w:tc>
+      </w:tr>
+    </w:tbl>
+    <w:p/>
+    <w:p>
+      <w:pPr>
+        <w:pStyle w:val="Heading2"/>
+      </w:pPr>
+      <w:r>
+        <w:rPr>
+          <w:color w:val="B8860B"/>
+        </w:rPr>
+        <w:t>4.2 Non-copper alloys used in valves (for comparison)</w:t>
+      </w:r>
+    </w:p>
+    <w:p>
+      <w:r>
+        <w:rPr>
+          <w:b/>
+          <w:sz w:val="18"/>
+        </w:rPr>
+        <w:t>Table 4: Other alloys in valve construction</w:t>
       </w:r>
     </w:p>
     <w:tbl>
@@ -1895,7 +3031,7 @@
                 <w:color w:val="FFFFFF"/>
                 <w:sz w:val="18"/>
               </w:rPr>
-              <w:t>Alloy</w:t>
+              <w:t>Material</w:t>
             </w:r>
           </w:p>
         </w:tc>
@@ -1912,7 +3048,7 @@
                 <w:color w:val="FFFFFF"/>
                 <w:sz w:val="18"/>
               </w:rPr>
-              <w:t>Typical composition</w:t>
+              <w:t>Grade example</w:t>
             </w:r>
           </w:p>
         </w:tc>
@@ -1929,7 +3065,7 @@
                 <w:color w:val="FFFFFF"/>
                 <w:sz w:val="18"/>
               </w:rPr>
-              <w:t>Why used</w:t>
+              <w:t>Where used</w:t>
             </w:r>
           </w:p>
         </w:tc>
@@ -1946,7 +3082,7 @@
                 <w:color w:val="FFFFFF"/>
                 <w:sz w:val="18"/>
               </w:rPr>
-              <w:t>Used for</w:t>
+              <w:t>Why</w:t>
             </w:r>
           </w:p>
         </w:tc>
@@ -1962,7 +3098,7 @@
               <w:rPr>
                 <w:sz w:val="18"/>
               </w:rPr>
-              <w:t>Free-cutting brass (CW614N / IS 319)</w:t>
+              <w:t>Cast iron / ductile iron</w:t>
             </w:r>
           </w:p>
         </w:tc>
@@ -1976,7 +3112,7 @@
               <w:rPr>
                 <w:sz w:val="18"/>
               </w:rPr>
-              <w:t>Cu 58 to 60, Zn 38 to 40, Pb 2 to 3</w:t>
+              <w:t>IS 210 FG 260 / IS 1865 SG 500</w:t>
             </w:r>
           </w:p>
         </w:tc>
@@ -1990,7 +3126,7 @@
               <w:rPr>
                 <w:sz w:val="18"/>
               </w:rPr>
-              <w:t>Easy machining</w:t>
+              <w:t>Large water, sewage and HVAC valves, butterfly and gate</w:t>
             </w:r>
           </w:p>
         </w:tc>
@@ -2004,7 +3140,7 @@
               <w:rPr>
                 <w:sz w:val="18"/>
               </w:rPr>
-              <w:t>Cocks, fittings, stems</w:t>
+              <w:t>Low cost, good for large sizes</w:t>
             </w:r>
           </w:p>
         </w:tc>
@@ -2021,7 +3157,7 @@
               <w:rPr>
                 <w:sz w:val="18"/>
               </w:rPr>
-              <w:t>Forging brass (CW617N)</w:t>
+              <w:t>Carbon steel</w:t>
             </w:r>
           </w:p>
         </w:tc>
@@ -2036,7 +3172,7 @@
               <w:rPr>
                 <w:sz w:val="18"/>
               </w:rPr>
-              <w:t>Cu 57 to 59, Zn rest, Pb about 2</w:t>
+              <w:t>ASTM A216 WCB, A105 forged</w:t>
             </w:r>
           </w:p>
         </w:tc>
@@ -2051,7 +3187,7 @@
               <w:rPr>
                 <w:sz w:val="18"/>
               </w:rPr>
-              <w:t>Hot-forges well</w:t>
+              <w:t>Oil, gas, steam, power</w:t>
             </w:r>
           </w:p>
         </w:tc>
@@ -2066,7 +3202,7 @@
               <w:rPr>
                 <w:sz w:val="18"/>
               </w:rPr>
-              <w:t>Ball valve bodies</w:t>
+              <w:t>High pressure and temperature</w:t>
             </w:r>
           </w:p>
         </w:tc>
@@ -2082,7 +3218,7 @@
               <w:rPr>
                 <w:sz w:val="18"/>
               </w:rPr>
-              <w:t>DZR brass (CW602N)</w:t>
+              <w:t>Stainless steel</w:t>
             </w:r>
           </w:p>
         </w:tc>
@@ -2096,7 +3232,7 @@
               <w:rPr>
                 <w:sz w:val="18"/>
               </w:rPr>
-              <w:t>Cu 61 to 63, As added</w:t>
+              <w:t>CF8 (304), CF8M (316), 316 forged</w:t>
             </w:r>
           </w:p>
         </w:tc>
@@ -2110,7 +3246,7 @@
               <w:rPr>
                 <w:sz w:val="18"/>
               </w:rPr>
-              <w:t>Resists dezincification</w:t>
+              <w:t>Chemicals, food, pharma, sea water</w:t>
             </w:r>
           </w:p>
         </w:tc>
@@ -2124,7 +3260,7 @@
               <w:rPr>
                 <w:sz w:val="18"/>
               </w:rPr>
-              <w:t>Potable water, hot water</w:t>
+              <w:t>Corrosion resistance, hygiene</w:t>
             </w:r>
           </w:p>
         </w:tc>
@@ -2141,7 +3277,7 @@
               <w:rPr>
                 <w:sz w:val="18"/>
               </w:rPr>
-              <w:t>Leaded gunmetal (IS 318 LTB2)</w:t>
+              <w:t>Low-alloy / chrome-moly steel</w:t>
             </w:r>
           </w:p>
         </w:tc>
@@ -2156,7 +3292,7 @@
               <w:rPr>
                 <w:sz w:val="18"/>
               </w:rPr>
-              <w:t>Cu 85, Sn 5, Pb 5, Zn 5</w:t>
+              <w:t>WC6, WC9</w:t>
             </w:r>
           </w:p>
         </w:tc>
@@ -2171,7 +3307,7 @@
               <w:rPr>
                 <w:sz w:val="18"/>
               </w:rPr>
-              <w:t>Pressure tight casting</w:t>
+              <w:t>High-temperature steam and power</w:t>
             </w:r>
           </w:p>
         </w:tc>
@@ -2186,7 +3322,7 @@
               <w:rPr>
                 <w:sz w:val="18"/>
               </w:rPr>
-              <w:t>Gate/globe valve bodies</w:t>
+              <w:t>Creep strength</w:t>
             </w:r>
           </w:p>
         </w:tc>
@@ -2202,7 +3338,7 @@
               <w:rPr>
                 <w:sz w:val="18"/>
               </w:rPr>
-              <w:t>Aluminium bronze</w:t>
+              <w:t>Duplex / super duplex</w:t>
             </w:r>
           </w:p>
         </w:tc>
@@ -2216,7 +3352,7 @@
               <w:rPr>
                 <w:sz w:val="18"/>
               </w:rPr>
-              <w:t>Cu 80 to 88, Al 8 to 11</w:t>
+              <w:t>A890 4A / 5A</w:t>
             </w:r>
           </w:p>
         </w:tc>
@@ -2230,7 +3366,7 @@
               <w:rPr>
                 <w:sz w:val="18"/>
               </w:rPr>
-              <w:t>Strength, sea water resistance</w:t>
+              <w:t>Offshore, sour service</w:t>
             </w:r>
           </w:p>
         </w:tc>
@@ -2244,13 +3380,1217 @@
               <w:rPr>
                 <w:sz w:val="18"/>
               </w:rPr>
-              <w:t>Marine valves</w:t>
+              <w:t>Strength with corrosion resistance</w:t>
+            </w:r>
+          </w:p>
+        </w:tc>
+      </w:tr>
+      <w:tr>
+        <w:tc>
+          <w:tcPr>
+            <w:tcW w:type="dxa" w:w="2412"/>
+            <w:shd w:val="clear" w:color="auto" w:fill="F3EEDC"/>
+          </w:tcPr>
+          <w:p>
+            <w:r/>
+            <w:r>
+              <w:rPr>
+                <w:sz w:val="18"/>
+              </w:rPr>
+              <w:t>Nickel alloys</w:t>
+            </w:r>
+          </w:p>
+        </w:tc>
+        <w:tc>
+          <w:tcPr>
+            <w:tcW w:type="dxa" w:w="2412"/>
+            <w:shd w:val="clear" w:color="auto" w:fill="F3EEDC"/>
+          </w:tcPr>
+          <w:p>
+            <w:r/>
+            <w:r>
+              <w:rPr>
+                <w:sz w:val="18"/>
+              </w:rPr>
+              <w:t>Monel 400, Hastelloy, Inconel</w:t>
+            </w:r>
+          </w:p>
+        </w:tc>
+        <w:tc>
+          <w:tcPr>
+            <w:tcW w:type="dxa" w:w="2412"/>
+            <w:shd w:val="clear" w:color="auto" w:fill="F3EEDC"/>
+          </w:tcPr>
+          <w:p>
+            <w:r/>
+            <w:r>
+              <w:rPr>
+                <w:sz w:val="18"/>
+              </w:rPr>
+              <w:t>Severe chemical and high-temperature duty</w:t>
+            </w:r>
+          </w:p>
+        </w:tc>
+        <w:tc>
+          <w:tcPr>
+            <w:tcW w:type="dxa" w:w="2412"/>
+            <w:shd w:val="clear" w:color="auto" w:fill="F3EEDC"/>
+          </w:tcPr>
+          <w:p>
+            <w:r/>
+            <w:r>
+              <w:rPr>
+                <w:sz w:val="18"/>
+              </w:rPr>
+              <w:t>Resists acids, heat</w:t>
+            </w:r>
+          </w:p>
+        </w:tc>
+      </w:tr>
+      <w:tr>
+        <w:tc>
+          <w:tcPr>
+            <w:tcW w:type="dxa" w:w="2412"/>
+          </w:tcPr>
+          <w:p>
+            <w:r/>
+            <w:r>
+              <w:rPr>
+                <w:sz w:val="18"/>
+              </w:rPr>
+              <w:t>Hard-facing alloys</w:t>
+            </w:r>
+          </w:p>
+        </w:tc>
+        <w:tc>
+          <w:tcPr>
+            <w:tcW w:type="dxa" w:w="2412"/>
+          </w:tcPr>
+          <w:p>
+            <w:r/>
+            <w:r>
+              <w:rPr>
+                <w:sz w:val="18"/>
+              </w:rPr>
+              <w:t>Stellite 6, 21</w:t>
+            </w:r>
+          </w:p>
+        </w:tc>
+        <w:tc>
+          <w:tcPr>
+            <w:tcW w:type="dxa" w:w="2412"/>
+          </w:tcPr>
+          <w:p>
+            <w:r/>
+            <w:r>
+              <w:rPr>
+                <w:sz w:val="18"/>
+              </w:rPr>
+              <w:t>Seats and discs in severe service</w:t>
+            </w:r>
+          </w:p>
+        </w:tc>
+        <w:tc>
+          <w:tcPr>
+            <w:tcW w:type="dxa" w:w="2412"/>
+          </w:tcPr>
+          <w:p>
+            <w:r/>
+            <w:r>
+              <w:rPr>
+                <w:sz w:val="18"/>
+              </w:rPr>
+              <w:t>Wear and galling resistance</w:t>
+            </w:r>
+          </w:p>
+        </w:tc>
+      </w:tr>
+      <w:tr>
+        <w:tc>
+          <w:tcPr>
+            <w:tcW w:type="dxa" w:w="2412"/>
+            <w:shd w:val="clear" w:color="auto" w:fill="F3EEDC"/>
+          </w:tcPr>
+          <w:p>
+            <w:r/>
+            <w:r>
+              <w:rPr>
+                <w:sz w:val="18"/>
+              </w:rPr>
+              <w:t>Zinc / aluminium alloys</w:t>
+            </w:r>
+          </w:p>
+        </w:tc>
+        <w:tc>
+          <w:tcPr>
+            <w:tcW w:type="dxa" w:w="2412"/>
+            <w:shd w:val="clear" w:color="auto" w:fill="F3EEDC"/>
+          </w:tcPr>
+          <w:p>
+            <w:r/>
+            <w:r>
+              <w:rPr>
+                <w:sz w:val="18"/>
+              </w:rPr>
+              <w:t>Zamak, LM6</w:t>
+            </w:r>
+          </w:p>
+        </w:tc>
+        <w:tc>
+          <w:tcPr>
+            <w:tcW w:type="dxa" w:w="2412"/>
+            <w:shd w:val="clear" w:color="auto" w:fill="F3EEDC"/>
+          </w:tcPr>
+          <w:p>
+            <w:r/>
+            <w:r>
+              <w:rPr>
+                <w:sz w:val="18"/>
+              </w:rPr>
+              <w:t>Handles, handwheels, light-duty bodies</w:t>
+            </w:r>
+          </w:p>
+        </w:tc>
+        <w:tc>
+          <w:tcPr>
+            <w:tcW w:type="dxa" w:w="2412"/>
+            <w:shd w:val="clear" w:color="auto" w:fill="F3EEDC"/>
+          </w:tcPr>
+          <w:p>
+            <w:r/>
+            <w:r>
+              <w:rPr>
+                <w:sz w:val="18"/>
+              </w:rPr>
+              <w:t>Low cost, easy die casting</w:t>
             </w:r>
           </w:p>
         </w:tc>
       </w:tr>
     </w:tbl>
     <w:p/>
+    <w:p>
+      <w:pPr>
+        <w:pStyle w:val="Heading2"/>
+      </w:pPr>
+      <w:r>
+        <w:rPr>
+          <w:color w:val="B8860B"/>
+        </w:rPr>
+        <w:t>4.3 Alloy selection by valve type and part</w:t>
+      </w:r>
+    </w:p>
+    <w:p>
+      <w:r>
+        <w:rPr>
+          <w:b/>
+          <w:sz w:val="18"/>
+        </w:rPr>
+        <w:t>Table 5: Alloy recommendations by valve</w:t>
+      </w:r>
+    </w:p>
+    <w:tbl>
+      <w:tblPr>
+        <w:tblStyle w:val="TableGrid"/>
+        <w:tblW w:type="auto" w:w="0"/>
+        <w:jc w:val="center"/>
+        <w:tblLook w:firstColumn="1" w:firstRow="1" w:lastColumn="0" w:lastRow="0" w:noHBand="0" w:noVBand="1" w:val="04A0"/>
+      </w:tblPr>
+      <w:tblGrid>
+        <w:gridCol w:w="2412"/>
+        <w:gridCol w:w="2412"/>
+        <w:gridCol w:w="2412"/>
+        <w:gridCol w:w="2412"/>
+      </w:tblGrid>
+      <w:tr>
+        <w:tc>
+          <w:tcPr>
+            <w:tcW w:type="dxa" w:w="2412"/>
+            <w:shd w:val="clear" w:color="auto" w:fill="1F2A44"/>
+          </w:tcPr>
+          <w:p>
+            <w:r/>
+            <w:r>
+              <w:rPr>
+                <w:b/>
+                <w:color w:val="FFFFFF"/>
+                <w:sz w:val="18"/>
+              </w:rPr>
+              <w:t>Valve / part</w:t>
+            </w:r>
+          </w:p>
+        </w:tc>
+        <w:tc>
+          <w:tcPr>
+            <w:tcW w:type="dxa" w:w="2412"/>
+            <w:shd w:val="clear" w:color="auto" w:fill="1F2A44"/>
+          </w:tcPr>
+          <w:p>
+            <w:r/>
+            <w:r>
+              <w:rPr>
+                <w:b/>
+                <w:color w:val="FFFFFF"/>
+                <w:sz w:val="18"/>
+              </w:rPr>
+              <w:t>Preferred copper alloy</w:t>
+            </w:r>
+          </w:p>
+        </w:tc>
+        <w:tc>
+          <w:tcPr>
+            <w:tcW w:type="dxa" w:w="2412"/>
+            <w:shd w:val="clear" w:color="auto" w:fill="1F2A44"/>
+          </w:tcPr>
+          <w:p>
+            <w:r/>
+            <w:r>
+              <w:rPr>
+                <w:b/>
+                <w:color w:val="FFFFFF"/>
+                <w:sz w:val="18"/>
+              </w:rPr>
+              <w:t>Alternative</w:t>
+            </w:r>
+          </w:p>
+        </w:tc>
+        <w:tc>
+          <w:tcPr>
+            <w:tcW w:type="dxa" w:w="2412"/>
+            <w:shd w:val="clear" w:color="auto" w:fill="1F2A44"/>
+          </w:tcPr>
+          <w:p>
+            <w:r/>
+            <w:r>
+              <w:rPr>
+                <w:b/>
+                <w:color w:val="FFFFFF"/>
+                <w:sz w:val="18"/>
+              </w:rPr>
+              <w:t>Reason</w:t>
+            </w:r>
+          </w:p>
+        </w:tc>
+      </w:tr>
+      <w:tr>
+        <w:tc>
+          <w:tcPr>
+            <w:tcW w:type="dxa" w:w="2412"/>
+          </w:tcPr>
+          <w:p>
+            <w:r/>
+            <w:r>
+              <w:rPr>
+                <w:sz w:val="18"/>
+              </w:rPr>
+              <w:t>Ball valve body (1/2 to 2 inch)</w:t>
+            </w:r>
+          </w:p>
+        </w:tc>
+        <w:tc>
+          <w:tcPr>
+            <w:tcW w:type="dxa" w:w="2412"/>
+          </w:tcPr>
+          <w:p>
+            <w:r/>
+            <w:r>
+              <w:rPr>
+                <w:sz w:val="18"/>
+              </w:rPr>
+              <w:t>CW617N forged brass</w:t>
+            </w:r>
+          </w:p>
+        </w:tc>
+        <w:tc>
+          <w:tcPr>
+            <w:tcW w:type="dxa" w:w="2412"/>
+          </w:tcPr>
+          <w:p>
+            <w:r/>
+            <w:r>
+              <w:rPr>
+                <w:sz w:val="18"/>
+              </w:rPr>
+              <w:t>DZR CW602N for drinking water</w:t>
+            </w:r>
+          </w:p>
+        </w:tc>
+        <w:tc>
+          <w:tcPr>
+            <w:tcW w:type="dxa" w:w="2412"/>
+          </w:tcPr>
+          <w:p>
+            <w:r/>
+            <w:r>
+              <w:rPr>
+                <w:sz w:val="18"/>
+              </w:rPr>
+              <w:t>Forgeability, low porosity</w:t>
+            </w:r>
+          </w:p>
+        </w:tc>
+      </w:tr>
+      <w:tr>
+        <w:tc>
+          <w:tcPr>
+            <w:tcW w:type="dxa" w:w="2412"/>
+            <w:shd w:val="clear" w:color="auto" w:fill="F3EEDC"/>
+          </w:tcPr>
+          <w:p>
+            <w:r/>
+            <w:r>
+              <w:rPr>
+                <w:sz w:val="18"/>
+              </w:rPr>
+              <w:t>Ball</w:t>
+            </w:r>
+          </w:p>
+        </w:tc>
+        <w:tc>
+          <w:tcPr>
+            <w:tcW w:type="dxa" w:w="2412"/>
+            <w:shd w:val="clear" w:color="auto" w:fill="F3EEDC"/>
+          </w:tcPr>
+          <w:p>
+            <w:r/>
+            <w:r>
+              <w:rPr>
+                <w:sz w:val="18"/>
+              </w:rPr>
+              <w:t>C37700 or C36000, chrome plated</w:t>
+            </w:r>
+          </w:p>
+        </w:tc>
+        <w:tc>
+          <w:tcPr>
+            <w:tcW w:type="dxa" w:w="2412"/>
+            <w:shd w:val="clear" w:color="auto" w:fill="F3EEDC"/>
+          </w:tcPr>
+          <w:p>
+            <w:r/>
+            <w:r>
+              <w:rPr>
+                <w:sz w:val="18"/>
+              </w:rPr>
+              <w:t>Stainless 304</w:t>
+            </w:r>
+          </w:p>
+        </w:tc>
+        <w:tc>
+          <w:tcPr>
+            <w:tcW w:type="dxa" w:w="2412"/>
+            <w:shd w:val="clear" w:color="auto" w:fill="F3EEDC"/>
+          </w:tcPr>
+          <w:p>
+            <w:r/>
+            <w:r>
+              <w:rPr>
+                <w:sz w:val="18"/>
+              </w:rPr>
+              <w:t>Hard, smooth finish for sealing</w:t>
+            </w:r>
+          </w:p>
+        </w:tc>
+      </w:tr>
+      <w:tr>
+        <w:tc>
+          <w:tcPr>
+            <w:tcW w:type="dxa" w:w="2412"/>
+          </w:tcPr>
+          <w:p>
+            <w:r/>
+            <w:r>
+              <w:rPr>
+                <w:sz w:val="18"/>
+              </w:rPr>
+              <w:t>Gate valve body</w:t>
+            </w:r>
+          </w:p>
+        </w:tc>
+        <w:tc>
+          <w:tcPr>
+            <w:tcW w:type="dxa" w:w="2412"/>
+          </w:tcPr>
+          <w:p>
+            <w:r/>
+            <w:r>
+              <w:rPr>
+                <w:sz w:val="18"/>
+              </w:rPr>
+              <w:t>C83600 leaded red brass</w:t>
+            </w:r>
+          </w:p>
+        </w:tc>
+        <w:tc>
+          <w:tcPr>
+            <w:tcW w:type="dxa" w:w="2412"/>
+          </w:tcPr>
+          <w:p>
+            <w:r/>
+            <w:r>
+              <w:rPr>
+                <w:sz w:val="18"/>
+              </w:rPr>
+              <w:t>C90500, cast iron for large sizes</w:t>
+            </w:r>
+          </w:p>
+        </w:tc>
+        <w:tc>
+          <w:tcPr>
+            <w:tcW w:type="dxa" w:w="2412"/>
+          </w:tcPr>
+          <w:p>
+            <w:r/>
+            <w:r>
+              <w:rPr>
+                <w:sz w:val="18"/>
+              </w:rPr>
+              <w:t>Pressure tightness</w:t>
+            </w:r>
+          </w:p>
+        </w:tc>
+      </w:tr>
+      <w:tr>
+        <w:tc>
+          <w:tcPr>
+            <w:tcW w:type="dxa" w:w="2412"/>
+            <w:shd w:val="clear" w:color="auto" w:fill="F3EEDC"/>
+          </w:tcPr>
+          <w:p>
+            <w:r/>
+            <w:r>
+              <w:rPr>
+                <w:sz w:val="18"/>
+              </w:rPr>
+              <w:t>Globe valve body and disc</w:t>
+            </w:r>
+          </w:p>
+        </w:tc>
+        <w:tc>
+          <w:tcPr>
+            <w:tcW w:type="dxa" w:w="2412"/>
+            <w:shd w:val="clear" w:color="auto" w:fill="F3EEDC"/>
+          </w:tcPr>
+          <w:p>
+            <w:r/>
+            <w:r>
+              <w:rPr>
+                <w:sz w:val="18"/>
+              </w:rPr>
+              <w:t>C83600; disc C90500 or stainless</w:t>
+            </w:r>
+          </w:p>
+        </w:tc>
+        <w:tc>
+          <w:tcPr>
+            <w:tcW w:type="dxa" w:w="2412"/>
+            <w:shd w:val="clear" w:color="auto" w:fill="F3EEDC"/>
+          </w:tcPr>
+          <w:p>
+            <w:r/>
+            <w:r>
+              <w:rPr>
+                <w:sz w:val="18"/>
+              </w:rPr>
+              <w:t>Bronze C93200 disc</w:t>
+            </w:r>
+          </w:p>
+        </w:tc>
+        <w:tc>
+          <w:tcPr>
+            <w:tcW w:type="dxa" w:w="2412"/>
+            <w:shd w:val="clear" w:color="auto" w:fill="F3EEDC"/>
+          </w:tcPr>
+          <w:p>
+            <w:r/>
+            <w:r>
+              <w:rPr>
+                <w:sz w:val="18"/>
+              </w:rPr>
+              <w:t>Wear resistance at throttle point</w:t>
+            </w:r>
+          </w:p>
+        </w:tc>
+      </w:tr>
+      <w:tr>
+        <w:tc>
+          <w:tcPr>
+            <w:tcW w:type="dxa" w:w="2412"/>
+          </w:tcPr>
+          <w:p>
+            <w:r/>
+            <w:r>
+              <w:rPr>
+                <w:sz w:val="18"/>
+              </w:rPr>
+              <w:t>Check valve body and flap</w:t>
+            </w:r>
+          </w:p>
+        </w:tc>
+        <w:tc>
+          <w:tcPr>
+            <w:tcW w:type="dxa" w:w="2412"/>
+          </w:tcPr>
+          <w:p>
+            <w:r/>
+            <w:r>
+              <w:rPr>
+                <w:sz w:val="18"/>
+              </w:rPr>
+              <w:t>C83600 body, brass or rubber-faced flap</w:t>
+            </w:r>
+          </w:p>
+        </w:tc>
+        <w:tc>
+          <w:tcPr>
+            <w:tcW w:type="dxa" w:w="2412"/>
+          </w:tcPr>
+          <w:p>
+            <w:r/>
+            <w:r>
+              <w:rPr>
+                <w:sz w:val="18"/>
+              </w:rPr>
+              <w:t>SS flap</w:t>
+            </w:r>
+          </w:p>
+        </w:tc>
+        <w:tc>
+          <w:tcPr>
+            <w:tcW w:type="dxa" w:w="2412"/>
+          </w:tcPr>
+          <w:p>
+            <w:r/>
+            <w:r>
+              <w:rPr>
+                <w:sz w:val="18"/>
+              </w:rPr>
+              <w:t>Cost and durability</w:t>
+            </w:r>
+          </w:p>
+        </w:tc>
+      </w:tr>
+      <w:tr>
+        <w:tc>
+          <w:tcPr>
+            <w:tcW w:type="dxa" w:w="2412"/>
+            <w:shd w:val="clear" w:color="auto" w:fill="F3EEDC"/>
+          </w:tcPr>
+          <w:p>
+            <w:r/>
+            <w:r>
+              <w:rPr>
+                <w:sz w:val="18"/>
+              </w:rPr>
+              <w:t>Stem / spindle</w:t>
+            </w:r>
+          </w:p>
+        </w:tc>
+        <w:tc>
+          <w:tcPr>
+            <w:tcW w:type="dxa" w:w="2412"/>
+            <w:shd w:val="clear" w:color="auto" w:fill="F3EEDC"/>
+          </w:tcPr>
+          <w:p>
+            <w:r/>
+            <w:r>
+              <w:rPr>
+                <w:sz w:val="18"/>
+              </w:rPr>
+              <w:t>C36000 or C46400</w:t>
+            </w:r>
+          </w:p>
+        </w:tc>
+        <w:tc>
+          <w:tcPr>
+            <w:tcW w:type="dxa" w:w="2412"/>
+            <w:shd w:val="clear" w:color="auto" w:fill="F3EEDC"/>
+          </w:tcPr>
+          <w:p>
+            <w:r/>
+            <w:r>
+              <w:rPr>
+                <w:sz w:val="18"/>
+              </w:rPr>
+              <w:t>SS 410/304, DZR rod</w:t>
+            </w:r>
+          </w:p>
+        </w:tc>
+        <w:tc>
+          <w:tcPr>
+            <w:tcW w:type="dxa" w:w="2412"/>
+            <w:shd w:val="clear" w:color="auto" w:fill="F3EEDC"/>
+          </w:tcPr>
+          <w:p>
+            <w:r/>
+            <w:r>
+              <w:rPr>
+                <w:sz w:val="18"/>
+              </w:rPr>
+              <w:t>Strength; resistance to dezincification</w:t>
+            </w:r>
+          </w:p>
+        </w:tc>
+      </w:tr>
+      <w:tr>
+        <w:tc>
+          <w:tcPr>
+            <w:tcW w:type="dxa" w:w="2412"/>
+          </w:tcPr>
+          <w:p>
+            <w:r/>
+            <w:r>
+              <w:rPr>
+                <w:sz w:val="18"/>
+              </w:rPr>
+              <w:t>Foot valve and strainer (agriculture)</w:t>
+            </w:r>
+          </w:p>
+        </w:tc>
+        <w:tc>
+          <w:tcPr>
+            <w:tcW w:type="dxa" w:w="2412"/>
+          </w:tcPr>
+          <w:p>
+            <w:r/>
+            <w:r>
+              <w:rPr>
+                <w:sz w:val="18"/>
+              </w:rPr>
+              <w:t>C85800 or C83600</w:t>
+            </w:r>
+          </w:p>
+        </w:tc>
+        <w:tc>
+          <w:tcPr>
+            <w:tcW w:type="dxa" w:w="2412"/>
+          </w:tcPr>
+          <w:p>
+            <w:r/>
+            <w:r>
+              <w:rPr>
+                <w:sz w:val="18"/>
+              </w:rPr>
+              <w:t>Cast iron + brass seat</w:t>
+            </w:r>
+          </w:p>
+        </w:tc>
+        <w:tc>
+          <w:tcPr>
+            <w:tcW w:type="dxa" w:w="2412"/>
+          </w:tcPr>
+          <w:p>
+            <w:r/>
+            <w:r>
+              <w:rPr>
+                <w:sz w:val="18"/>
+              </w:rPr>
+              <w:t>Cost and water resistance</w:t>
+            </w:r>
+          </w:p>
+        </w:tc>
+      </w:tr>
+      <w:tr>
+        <w:tc>
+          <w:tcPr>
+            <w:tcW w:type="dxa" w:w="2412"/>
+            <w:shd w:val="clear" w:color="auto" w:fill="F3EEDC"/>
+          </w:tcPr>
+          <w:p>
+            <w:r/>
+            <w:r>
+              <w:rPr>
+                <w:sz w:val="18"/>
+              </w:rPr>
+              <w:t>Fire-fighting landing valve</w:t>
+            </w:r>
+          </w:p>
+        </w:tc>
+        <w:tc>
+          <w:tcPr>
+            <w:tcW w:type="dxa" w:w="2412"/>
+            <w:shd w:val="clear" w:color="auto" w:fill="F3EEDC"/>
+          </w:tcPr>
+          <w:p>
+            <w:r/>
+            <w:r>
+              <w:rPr>
+                <w:sz w:val="18"/>
+              </w:rPr>
+              <w:t>C83600 / leaded gunmetal</w:t>
+            </w:r>
+          </w:p>
+        </w:tc>
+        <w:tc>
+          <w:tcPr>
+            <w:tcW w:type="dxa" w:w="2412"/>
+            <w:shd w:val="clear" w:color="auto" w:fill="F3EEDC"/>
+          </w:tcPr>
+          <w:p>
+            <w:r/>
+            <w:r>
+              <w:rPr>
+                <w:sz w:val="18"/>
+              </w:rPr>
+              <w:t>Aluminium alloy (hydrants)</w:t>
+            </w:r>
+          </w:p>
+        </w:tc>
+        <w:tc>
+          <w:tcPr>
+            <w:tcW w:type="dxa" w:w="2412"/>
+            <w:shd w:val="clear" w:color="auto" w:fill="F3EEDC"/>
+          </w:tcPr>
+          <w:p>
+            <w:r/>
+            <w:r>
+              <w:rPr>
+                <w:sz w:val="18"/>
+              </w:rPr>
+              <w:t>Strength, standards approval</w:t>
+            </w:r>
+          </w:p>
+        </w:tc>
+      </w:tr>
+      <w:tr>
+        <w:tc>
+          <w:tcPr>
+            <w:tcW w:type="dxa" w:w="2412"/>
+          </w:tcPr>
+          <w:p>
+            <w:r/>
+            <w:r>
+              <w:rPr>
+                <w:sz w:val="18"/>
+              </w:rPr>
+              <w:t>Steam valve</w:t>
+            </w:r>
+          </w:p>
+        </w:tc>
+        <w:tc>
+          <w:tcPr>
+            <w:tcW w:type="dxa" w:w="2412"/>
+          </w:tcPr>
+          <w:p>
+            <w:r/>
+            <w:r>
+              <w:rPr>
+                <w:sz w:val="18"/>
+              </w:rPr>
+              <w:t>C90500, C92200 (Navy M bronze)</w:t>
+            </w:r>
+          </w:p>
+        </w:tc>
+        <w:tc>
+          <w:tcPr>
+            <w:tcW w:type="dxa" w:w="2412"/>
+          </w:tcPr>
+          <w:p>
+            <w:r/>
+            <w:r>
+              <w:rPr>
+                <w:sz w:val="18"/>
+              </w:rPr>
+              <w:t>WCB steel</w:t>
+            </w:r>
+          </w:p>
+        </w:tc>
+        <w:tc>
+          <w:tcPr>
+            <w:tcW w:type="dxa" w:w="2412"/>
+          </w:tcPr>
+          <w:p>
+            <w:r/>
+            <w:r>
+              <w:rPr>
+                <w:sz w:val="18"/>
+              </w:rPr>
+              <w:t>Resists steam erosion up to 250 C</w:t>
+            </w:r>
+          </w:p>
+        </w:tc>
+      </w:tr>
+      <w:tr>
+        <w:tc>
+          <w:tcPr>
+            <w:tcW w:type="dxa" w:w="2412"/>
+            <w:shd w:val="clear" w:color="auto" w:fill="F3EEDC"/>
+          </w:tcPr>
+          <w:p>
+            <w:r/>
+            <w:r>
+              <w:rPr>
+                <w:sz w:val="18"/>
+              </w:rPr>
+              <w:t>Marine and sea-water valve</w:t>
+            </w:r>
+          </w:p>
+        </w:tc>
+        <w:tc>
+          <w:tcPr>
+            <w:tcW w:type="dxa" w:w="2412"/>
+            <w:shd w:val="clear" w:color="auto" w:fill="F3EEDC"/>
+          </w:tcPr>
+          <w:p>
+            <w:r/>
+            <w:r>
+              <w:rPr>
+                <w:sz w:val="18"/>
+              </w:rPr>
+              <w:t>C95800 NAB, C70600</w:t>
+            </w:r>
+          </w:p>
+        </w:tc>
+        <w:tc>
+          <w:tcPr>
+            <w:tcW w:type="dxa" w:w="2412"/>
+            <w:shd w:val="clear" w:color="auto" w:fill="F3EEDC"/>
+          </w:tcPr>
+          <w:p>
+            <w:r/>
+            <w:r>
+              <w:rPr>
+                <w:sz w:val="18"/>
+              </w:rPr>
+              <w:t>C90500, duplex SS</w:t>
+            </w:r>
+          </w:p>
+        </w:tc>
+        <w:tc>
+          <w:tcPr>
+            <w:tcW w:type="dxa" w:w="2412"/>
+            <w:shd w:val="clear" w:color="auto" w:fill="F3EEDC"/>
+          </w:tcPr>
+          <w:p>
+            <w:r/>
+            <w:r>
+              <w:rPr>
+                <w:sz w:val="18"/>
+              </w:rPr>
+              <w:t>Sea-water corrosion resistance</w:t>
+            </w:r>
+          </w:p>
+        </w:tc>
+      </w:tr>
+      <w:tr>
+        <w:tc>
+          <w:tcPr>
+            <w:tcW w:type="dxa" w:w="2412"/>
+          </w:tcPr>
+          <w:p>
+            <w:r/>
+            <w:r>
+              <w:rPr>
+                <w:sz w:val="18"/>
+              </w:rPr>
+              <w:t>Solenoid valve body</w:t>
+            </w:r>
+          </w:p>
+        </w:tc>
+        <w:tc>
+          <w:tcPr>
+            <w:tcW w:type="dxa" w:w="2412"/>
+          </w:tcPr>
+          <w:p>
+            <w:r/>
+            <w:r>
+              <w:rPr>
+                <w:sz w:val="18"/>
+              </w:rPr>
+              <w:t>C37700 or C36000</w:t>
+            </w:r>
+          </w:p>
+        </w:tc>
+        <w:tc>
+          <w:tcPr>
+            <w:tcW w:type="dxa" w:w="2412"/>
+          </w:tcPr>
+          <w:p>
+            <w:r/>
+            <w:r>
+              <w:rPr>
+                <w:sz w:val="18"/>
+              </w:rPr>
+              <w:t>SS, plastic</w:t>
+            </w:r>
+          </w:p>
+        </w:tc>
+        <w:tc>
+          <w:tcPr>
+            <w:tcW w:type="dxa" w:w="2412"/>
+          </w:tcPr>
+          <w:p>
+            <w:r/>
+            <w:r>
+              <w:rPr>
+                <w:sz w:val="18"/>
+              </w:rPr>
+              <w:t>Machinability, leak-free</w:t>
+            </w:r>
+          </w:p>
+        </w:tc>
+      </w:tr>
+      <w:tr>
+        <w:tc>
+          <w:tcPr>
+            <w:tcW w:type="dxa" w:w="2412"/>
+            <w:shd w:val="clear" w:color="auto" w:fill="F3EEDC"/>
+          </w:tcPr>
+          <w:p>
+            <w:r/>
+            <w:r>
+              <w:rPr>
+                <w:sz w:val="18"/>
+              </w:rPr>
+              <w:t>Gas / LPG cock</w:t>
+            </w:r>
+          </w:p>
+        </w:tc>
+        <w:tc>
+          <w:tcPr>
+            <w:tcW w:type="dxa" w:w="2412"/>
+            <w:shd w:val="clear" w:color="auto" w:fill="F3EEDC"/>
+          </w:tcPr>
+          <w:p>
+            <w:r/>
+            <w:r>
+              <w:rPr>
+                <w:sz w:val="18"/>
+              </w:rPr>
+              <w:t>CW617N forged brass</w:t>
+            </w:r>
+          </w:p>
+        </w:tc>
+        <w:tc>
+          <w:tcPr>
+            <w:tcW w:type="dxa" w:w="2412"/>
+            <w:shd w:val="clear" w:color="auto" w:fill="F3EEDC"/>
+          </w:tcPr>
+          <w:p>
+            <w:r/>
+            <w:r>
+              <w:rPr>
+                <w:sz w:val="18"/>
+              </w:rPr>
+              <w:t>C36000</w:t>
+            </w:r>
+          </w:p>
+        </w:tc>
+        <w:tc>
+          <w:tcPr>
+            <w:tcW w:type="dxa" w:w="2412"/>
+            <w:shd w:val="clear" w:color="auto" w:fill="F3EEDC"/>
+          </w:tcPr>
+          <w:p>
+            <w:r/>
+            <w:r>
+              <w:rPr>
+                <w:sz w:val="18"/>
+              </w:rPr>
+              <w:t>Leak-tight, approved material</w:t>
+            </w:r>
+          </w:p>
+        </w:tc>
+      </w:tr>
+    </w:tbl>
+    <w:p/>
+    <w:p>
+      <w:pPr>
+        <w:jc w:val="center"/>
+      </w:pPr>
+      <w:r>
+        <w:drawing>
+          <wp:inline xmlns:a="http://schemas.openxmlformats.org/drawingml/2006/main" xmlns:pic="http://schemas.openxmlformats.org/drawingml/2006/picture">
+            <wp:extent cx="5303520" cy="2188641"/>
+            <wp:docPr id="4" name="Picture 4"/>
+            <wp:cNvGraphicFramePr>
+              <a:graphicFrameLocks noChangeAspect="1"/>
+            </wp:cNvGraphicFramePr>
+            <a:graphic>
+              <a:graphicData uri="http://schemas.openxmlformats.org/drawingml/2006/picture">
+                <pic:pic>
+                  <pic:nvPicPr>
+                    <pic:cNvPr id="0" name="v_tens.png"/>
+                    <pic:cNvPicPr/>
+                  </pic:nvPicPr>
+                  <pic:blipFill>
+                    <a:blip r:embed="rId12"/>
+                    <a:stretch>
+                      <a:fillRect/>
+                    </a:stretch>
+                  </pic:blipFill>
+                  <pic:spPr>
+                    <a:xfrm>
+                      <a:off x="0" y="0"/>
+                      <a:ext cx="5303520" cy="2188641"/>
+                    </a:xfrm>
+                    <a:prstGeom prst="rect"/>
+                  </pic:spPr>
+                </pic:pic>
+              </a:graphicData>
+            </a:graphic>
+          </wp:inline>
+        </w:drawing>
+      </w:r>
+    </w:p>
+    <w:p>
+      <w:pPr>
+        <w:jc w:val="center"/>
+      </w:pPr>
+      <w:r>
+        <w:rPr>
+          <w:i/>
+          <w:sz w:val="18"/>
+        </w:rPr>
+        <w:t>Figure 4: Typical tensile strength of selected valve alloys (approximate handbook values, verify with supplier data)</w:t>
+      </w:r>
+    </w:p>
+    <w:p>
+      <w:pPr>
+        <w:jc w:val="center"/>
+      </w:pPr>
+      <w:r>
+        <w:drawing>
+          <wp:inline xmlns:a="http://schemas.openxmlformats.org/drawingml/2006/main" xmlns:pic="http://schemas.openxmlformats.org/drawingml/2006/picture">
+            <wp:extent cx="5120640" cy="2347440"/>
+            <wp:docPr id="5" name="Picture 5"/>
+            <wp:cNvGraphicFramePr>
+              <a:graphicFrameLocks noChangeAspect="1"/>
+            </wp:cNvGraphicFramePr>
+            <a:graphic>
+              <a:graphicData uri="http://schemas.openxmlformats.org/drawingml/2006/picture">
+                <pic:pic>
+                  <pic:nvPicPr>
+                    <pic:cNvPr id="0" name="v_corr.png"/>
+                    <pic:cNvPicPr/>
+                  </pic:nvPicPr>
+                  <pic:blipFill>
+                    <a:blip r:embed="rId13"/>
+                    <a:stretch>
+                      <a:fillRect/>
+                    </a:stretch>
+                  </pic:blipFill>
+                  <pic:spPr>
+                    <a:xfrm>
+                      <a:off x="0" y="0"/>
+                      <a:ext cx="5120640" cy="2347440"/>
+                    </a:xfrm>
+                    <a:prstGeom prst="rect"/>
+                  </pic:spPr>
+                </pic:pic>
+              </a:graphicData>
+            </a:graphic>
+          </wp:inline>
+        </w:drawing>
+      </w:r>
+    </w:p>
+    <w:p>
+      <w:pPr>
+        <w:jc w:val="center"/>
+      </w:pPr>
+      <w:r>
+        <w:rPr>
+          <w:i/>
+          <w:sz w:val="18"/>
+        </w:rPr>
+        <w:t>Figure 5: Qualitative corrosion ranking (intern judgement from standard references)</w:t>
+      </w:r>
+    </w:p>
+    <w:p>
+      <w:pPr>
+        <w:pStyle w:val="Heading2"/>
+      </w:pPr>
+      <w:r>
+        <w:rPr>
+          <w:color w:val="B8860B"/>
+        </w:rPr>
+        <w:t>4.4 Key selection issues</w:t>
+      </w:r>
+    </w:p>
+    <w:p>
+      <w:pPr>
+        <w:pStyle w:val="ListBullet"/>
+      </w:pPr>
+      <w:r>
+        <w:rPr>
+          <w:b/>
+        </w:rPr>
+        <w:t xml:space="preserve">Dezincification: </w:t>
+      </w:r>
+      <w:r>
+        <w:t>Ordinary brass with high zinc loses zinc in hot, soft or chlorinated water and turns porous. Use DZR brass or bronze for potable and hot water.</w:t>
+      </w:r>
+    </w:p>
+    <w:p>
+      <w:pPr>
+        <w:pStyle w:val="ListBullet"/>
+      </w:pPr>
+      <w:r>
+        <w:rPr>
+          <w:b/>
+        </w:rPr>
+        <w:t xml:space="preserve">Lead: </w:t>
+      </w:r>
+      <w:r>
+        <w:t>Lead improves machining and casting but is restricted in drinking-water products in many markets. Lead-free silicon brass and bismuth brass are growing for exports.</w:t>
+      </w:r>
+    </w:p>
+    <w:p>
+      <w:pPr>
+        <w:pStyle w:val="ListBullet"/>
+      </w:pPr>
+      <w:r>
+        <w:rPr>
+          <w:b/>
+        </w:rPr>
+        <w:t xml:space="preserve">Pressure and temperature: </w:t>
+      </w:r>
+      <w:r>
+        <w:t>Brass is generally limited to about 120 C and bronze to about 200 to 250 C; above that use steel.</w:t>
+      </w:r>
+    </w:p>
+    <w:p>
+      <w:pPr>
+        <w:pStyle w:val="ListBullet"/>
+      </w:pPr>
+      <w:r>
+        <w:rPr>
+          <w:b/>
+        </w:rPr>
+        <w:t xml:space="preserve">Sea water and cavitation: </w:t>
+      </w:r>
+      <w:r>
+        <w:t>Aluminium bronze, NAB and cupronickel last longest.</w:t>
+      </w:r>
+    </w:p>
+    <w:p>
+      <w:pPr>
+        <w:pStyle w:val="ListBullet"/>
+      </w:pPr>
+      <w:r>
+        <w:rPr>
+          <w:b/>
+        </w:rPr>
+        <w:t xml:space="preserve">Cost: </w:t>
+      </w:r>
+      <w:r>
+        <w:t>Copper price is the main cost driver; tin bronze costs more than brass because of tin.</w:t>
+      </w:r>
+    </w:p>
+    <w:p>
+      <w:pPr>
+        <w:pStyle w:val="ListBullet"/>
+      </w:pPr>
+      <w:r>
+        <w:rPr>
+          <w:b/>
+        </w:rPr>
+        <w:t xml:space="preserve">Scrap recycling: </w:t>
+      </w:r>
+      <w:r>
+        <w:t>Brass and bronze scrap can be remelted if composition is controlled, which is the Bajaj Alloys advantage. Certified chemistry by spectrometer is essential.</w:t>
+      </w:r>
+    </w:p>
     <w:p>
       <w:pPr>
         <w:spacing w:after="120"/>
@@ -2267,7 +4607,7 @@
         <w:drawing>
           <wp:inline xmlns:a="http://schemas.openxmlformats.org/drawingml/2006/main" xmlns:pic="http://schemas.openxmlformats.org/drawingml/2006/picture">
             <wp:extent cx="4937760" cy="2460838"/>
-            <wp:docPr id="4" name="Picture 4"/>
+            <wp:docPr id="6" name="Picture 6"/>
             <wp:cNvGraphicFramePr>
               <a:graphicFrameLocks noChangeAspect="1"/>
             </wp:cNvGraphicFramePr>
@@ -2279,7 +4619,7 @@
                     <pic:cNvPicPr/>
                   </pic:nvPicPr>
                   <pic:blipFill>
-                    <a:blip r:embed="rId12"/>
+                    <a:blip r:embed="rId14"/>
                     <a:stretch>
                       <a:fillRect/>
                     </a:stretch>
@@ -2307,7 +4647,7 @@
           <w:i/>
           <w:sz w:val="18"/>
         </w:rPr>
-        <w:t>Figure 4: Indicative cost structure (illustrative, to be validated with plant data)</w:t>
+        <w:t>Figure 6: Indicative cost structure (illustrative, to be validated with plant data)</w:t>
       </w:r>
     </w:p>
     <w:p>
@@ -2337,7 +4677,7 @@
         <w:drawing>
           <wp:inline xmlns:a="http://schemas.openxmlformats.org/drawingml/2006/main" xmlns:pic="http://schemas.openxmlformats.org/drawingml/2006/picture">
             <wp:extent cx="5852160" cy="3991087"/>
-            <wp:docPr id="5" name="Picture 5"/>
+            <wp:docPr id="7" name="Picture 7"/>
             <wp:cNvGraphicFramePr>
               <a:graphicFrameLocks noChangeAspect="1"/>
             </wp:cNvGraphicFramePr>
@@ -2349,7 +4689,7 @@
                     <pic:cNvPicPr/>
                   </pic:nvPicPr>
                   <pic:blipFill>
-                    <a:blip r:embed="rId13"/>
+                    <a:blip r:embed="rId15"/>
                     <a:stretch>
                       <a:fillRect/>
                     </a:stretch>
@@ -2377,7 +4717,7 @@
           <w:i/>
           <w:sz w:val="18"/>
         </w:rPr>
-        <w:t>Figure 5: Process flow for a brass valve</w:t>
+        <w:t>Figure 7: Process flow for a brass valve</w:t>
       </w:r>
     </w:p>
     <w:p>
@@ -2500,7 +4840,7 @@
         <w:drawing>
           <wp:inline xmlns:a="http://schemas.openxmlformats.org/drawingml/2006/main" xmlns:pic="http://schemas.openxmlformats.org/drawingml/2006/picture">
             <wp:extent cx="5120640" cy="2286338"/>
-            <wp:docPr id="6" name="Picture 6"/>
+            <wp:docPr id="8" name="Picture 8"/>
             <wp:cNvGraphicFramePr>
               <a:graphicFrameLocks noChangeAspect="1"/>
             </wp:cNvGraphicFramePr>
@@ -2512,7 +4852,7 @@
                     <pic:cNvPicPr/>
                   </pic:nvPicPr>
                   <pic:blipFill>
-                    <a:blip r:embed="rId14"/>
+                    <a:blip r:embed="rId16"/>
                     <a:stretch>
                       <a:fillRect/>
                     </a:stretch>
@@ -2540,7 +4880,7 @@
           <w:i/>
           <w:sz w:val="18"/>
         </w:rPr>
-        <w:t>Figure 6: Indicative production time per 1,000 pieces (illustrative)</w:t>
+        <w:t>Figure 8: Indicative production time per 1,000 pieces (illustrative)</w:t>
       </w:r>
     </w:p>
     <w:p>
@@ -2560,7 +4900,7 @@
           <w:b/>
           <w:sz w:val="18"/>
         </w:rPr>
-        <w:t>Table 4: Standards relevant to brass valves</w:t>
+        <w:t>Table 6: Standards relevant to brass valves</w:t>
       </w:r>
     </w:p>
     <w:tbl>
@@ -2898,7 +5238,7 @@
         <w:drawing>
           <wp:inline xmlns:a="http://schemas.openxmlformats.org/drawingml/2006/main" xmlns:pic="http://schemas.openxmlformats.org/drawingml/2006/picture">
             <wp:extent cx="5486400" cy="3064015"/>
-            <wp:docPr id="7" name="Picture 7"/>
+            <wp:docPr id="9" name="Picture 9"/>
             <wp:cNvGraphicFramePr>
               <a:graphicFrameLocks noChangeAspect="1"/>
             </wp:cNvGraphicFramePr>
@@ -2910,7 +5250,7 @@
                     <pic:cNvPicPr/>
                   </pic:nvPicPr>
                   <pic:blipFill>
-                    <a:blip r:embed="rId15"/>
+                    <a:blip r:embed="rId17"/>
                     <a:stretch>
                       <a:fillRect/>
                     </a:stretch>
@@ -2938,7 +5278,7 @@
           <w:i/>
           <w:sz w:val="18"/>
         </w:rPr>
-        <w:t>Figure 7: India industrial valves market forecast</w:t>
+        <w:t>Figure 9: India industrial valves market forecast</w:t>
       </w:r>
     </w:p>
     <w:p>
@@ -2947,7 +5287,7 @@
           <w:b/>
           <w:sz w:val="18"/>
         </w:rPr>
-        <w:t>Table 5: Published estimates differ because of scope</w:t>
+        <w:t>Table 7: Published estimates differ because of scope</w:t>
       </w:r>
     </w:p>
     <w:tbl>
@@ -3481,7 +5821,7 @@
         <w:drawing>
           <wp:inline xmlns:a="http://schemas.openxmlformats.org/drawingml/2006/main" xmlns:pic="http://schemas.openxmlformats.org/drawingml/2006/picture">
             <wp:extent cx="4572000" cy="3120152"/>
-            <wp:docPr id="8" name="Picture 8"/>
+            <wp:docPr id="10" name="Picture 10"/>
             <wp:cNvGraphicFramePr>
               <a:graphicFrameLocks noChangeAspect="1"/>
             </wp:cNvGraphicFramePr>
@@ -3493,7 +5833,7 @@
                     <pic:cNvPicPr/>
                   </pic:nvPicPr>
                   <pic:blipFill>
-                    <a:blip r:embed="rId16"/>
+                    <a:blip r:embed="rId18"/>
                     <a:stretch>
                       <a:fillRect/>
                     </a:stretch>
@@ -3521,7 +5861,7 @@
           <w:i/>
           <w:sz w:val="18"/>
         </w:rPr>
-        <w:t>Figure 8: Indicative end-use split (analyst-style estimate; to be validated)</w:t>
+        <w:t>Figure 10: Indicative end-use split (analyst-style estimate; to be validated)</w:t>
       </w:r>
     </w:p>
     <w:p>
@@ -3532,7 +5872,7 @@
         <w:drawing>
           <wp:inline xmlns:a="http://schemas.openxmlformats.org/drawingml/2006/main" xmlns:pic="http://schemas.openxmlformats.org/drawingml/2006/picture">
             <wp:extent cx="4754880" cy="2667266"/>
-            <wp:docPr id="9" name="Picture 9"/>
+            <wp:docPr id="11" name="Picture 11"/>
             <wp:cNvGraphicFramePr>
               <a:graphicFrameLocks noChangeAspect="1"/>
             </wp:cNvGraphicFramePr>
@@ -3544,7 +5884,7 @@
                     <pic:cNvPicPr/>
                   </pic:nvPicPr>
                   <pic:blipFill>
-                    <a:blip r:embed="rId17"/>
+                    <a:blip r:embed="rId19"/>
                     <a:stretch>
                       <a:fillRect/>
                     </a:stretch>
@@ -3572,7 +5912,7 @@
           <w:i/>
           <w:sz w:val="18"/>
         </w:rPr>
-        <w:t>Figure 9: Indicative share by valve type</w:t>
+        <w:t>Figure 11: Indicative share by valve type</w:t>
       </w:r>
     </w:p>
     <w:p>
@@ -3733,7 +6073,7 @@
         <w:drawing>
           <wp:inline xmlns:a="http://schemas.openxmlformats.org/drawingml/2006/main" xmlns:pic="http://schemas.openxmlformats.org/drawingml/2006/picture">
             <wp:extent cx="4937760" cy="2760847"/>
-            <wp:docPr id="10" name="Picture 10"/>
+            <wp:docPr id="12" name="Picture 12"/>
             <wp:cNvGraphicFramePr>
               <a:graphicFrameLocks noChangeAspect="1"/>
             </wp:cNvGraphicFramePr>
@@ -3745,7 +6085,7 @@
                     <pic:cNvPicPr/>
                   </pic:nvPicPr>
                   <pic:blipFill>
-                    <a:blip r:embed="rId18"/>
+                    <a:blip r:embed="rId20"/>
                     <a:stretch>
                       <a:fillRect/>
                     </a:stretch>
@@ -3773,7 +6113,7 @@
           <w:i/>
           <w:sz w:val="18"/>
         </w:rPr>
-        <w:t>Figure 10: Indicative channel mix for a brass valve maker (illustrative)</w:t>
+        <w:t>Figure 12: Indicative channel mix for a brass valve maker (illustrative)</w:t>
       </w:r>
     </w:p>
     <w:p>
@@ -3782,7 +6122,7 @@
           <w:b/>
           <w:sz w:val="18"/>
         </w:rPr>
-        <w:t>Table 6: B2B vs B2C comparison for valves</w:t>
+        <w:t>Table 8: B2B vs B2C comparison for valves</w:t>
       </w:r>
     </w:p>
     <w:tbl>
@@ -4243,7 +6583,7 @@
         <w:drawing>
           <wp:inline xmlns:a="http://schemas.openxmlformats.org/drawingml/2006/main" xmlns:pic="http://schemas.openxmlformats.org/drawingml/2006/picture">
             <wp:extent cx="5120640" cy="2753032"/>
-            <wp:docPr id="11" name="Picture 11"/>
+            <wp:docPr id="13" name="Picture 13"/>
             <wp:cNvGraphicFramePr>
               <a:graphicFrameLocks noChangeAspect="1"/>
             </wp:cNvGraphicFramePr>
@@ -4255,7 +6595,7 @@
                     <pic:cNvPicPr/>
                   </pic:nvPicPr>
                   <pic:blipFill>
-                    <a:blip r:embed="rId19"/>
+                    <a:blip r:embed="rId21"/>
                     <a:stretch>
                       <a:fillRect/>
                     </a:stretch>
@@ -4283,7 +6623,7 @@
           <w:i/>
           <w:sz w:val="18"/>
         </w:rPr>
-        <w:t>Figure 11: Illustrative growth: online grows fastest from a small base</w:t>
+        <w:t>Figure 13: Illustrative growth: online grows fastest from a small base</w:t>
       </w:r>
     </w:p>
     <w:p>
@@ -4303,7 +6643,7 @@
           <w:b/>
           <w:sz w:val="18"/>
         </w:rPr>
-        <w:t>Table 7: Competitive landscape (names for orientation only)</w:t>
+        <w:t>Table 9: Competitive landscape (names for orientation only)</w:t>
       </w:r>
     </w:p>
     <w:tbl>
@@ -4520,7 +6860,7 @@
           <w:b/>
           <w:sz w:val="18"/>
         </w:rPr>
-        <w:t>Table 8: Indicative roadmap</w:t>
+        <w:t>Table 10: Indicative roadmap</w:t>
       </w:r>
     </w:p>
     <w:tbl>
